--- a/lessons/8-1/downloads/reveal/teacher/8.1-exit-tickets.docx
+++ b/lessons/8-1/downloads/reveal/teacher/8.1-exit-tickets.docx
@@ -4,6 +4,7 @@
   <w:body>
     <w:p>
       <w:pPr>
+        <w:pStyle w:val="Heading1"/>
         <w:tabs>
           <w:tab w:val="left" w:pos="5200"/>
           <w:tab w:val="right" w:leader="underscore" w:pos="9504"/>
@@ -34,7 +35,7 @@
         <w:rPr>
           <w:rFonts w:ascii="Avenir Next" w:hAnsi="Avenir Next" w:cs="Avenir Next" w:eastAsia="Avenir Next"/>
           <w:color w:val="1A1A1A"/>
-          <w:sz w:val="18"/>
+          <w:sz w:val="22"/>
           <w:szCs w:val="18"/>
         </w:rPr>
         <w:t xml:space="preserve">Name</w:t>
@@ -119,25 +120,25 @@
                 <w:rFonts w:ascii="Avenir Next" w:hAnsi="Avenir Next" w:cs="Avenir Next" w:eastAsia="Avenir Next"/>
                 <w:b/>
                 <w:color w:val="1A1A1A"/>
+                <w:sz w:val="22"/>
+                <w:szCs w:val="20"/>
+              </w:rPr>
+              <w:t xml:space="preserve">1.</w:t>
+            </w:r>
+            <w:r>
+              <w:rPr>
+                <w:rFonts w:ascii="Avenir Next" w:hAnsi="Avenir Next" w:cs="Avenir Next" w:eastAsia="Avenir Next"/>
+                <w:color w:val="1A1A1A"/>
                 <w:sz w:val="20"/>
                 <w:szCs w:val="20"/>
               </w:rPr>
-              <w:t xml:space="preserve">1.</w:t>
-            </w:r>
-            <w:r>
-              <w:rPr>
-                <w:rFonts w:ascii="Avenir Next" w:hAnsi="Avenir Next" w:cs="Avenir Next" w:eastAsia="Avenir Next"/>
-                <w:color w:val="1A1A1A"/>
-                <w:sz w:val="20"/>
-                <w:szCs w:val="20"/>
-              </w:rPr>
               <w:tab/>
             </w:r>
             <w:r>
               <w:rPr>
                 <w:rFonts w:ascii="Avenir Next" w:hAnsi="Avenir Next" w:cs="Avenir Next" w:eastAsia="Avenir Next"/>
                 <w:color w:val="1A1A1A"/>
-                <w:sz w:val="20"/>
+                <w:sz w:val="22"/>
                 <w:szCs w:val="20"/>
               </w:rPr>
               <w:t xml:space="preserve">Write </w:t>
@@ -147,7 +148,7 @@
                 <w:rFonts w:ascii="Avenir Next" w:hAnsi="Avenir Next" w:cs="Avenir Next" w:eastAsia="Avenir Next"/>
                 <w:b/>
                 <w:color w:val="1A1A1A"/>
-                <w:sz w:val="20"/>
+                <w:sz w:val="22"/>
                 <w:szCs w:val="20"/>
               </w:rPr>
               <w:t xml:space="preserve">T</w:t>
@@ -156,7 +157,7 @@
               <w:rPr>
                 <w:rFonts w:ascii="Avenir Next" w:hAnsi="Avenir Next" w:cs="Avenir Next" w:eastAsia="Avenir Next"/>
                 <w:color w:val="1A1A1A"/>
-                <w:sz w:val="20"/>
+                <w:sz w:val="22"/>
                 <w:szCs w:val="20"/>
               </w:rPr>
               <w:t xml:space="preserve"> for true or </w:t>
@@ -166,7 +167,7 @@
                 <w:rFonts w:ascii="Avenir Next" w:hAnsi="Avenir Next" w:cs="Avenir Next" w:eastAsia="Avenir Next"/>
                 <w:b/>
                 <w:color w:val="1A1A1A"/>
-                <w:sz w:val="20"/>
+                <w:sz w:val="22"/>
                 <w:szCs w:val="20"/>
               </w:rPr>
               <w:t xml:space="preserve">F</w:t>
@@ -175,7 +176,7 @@
               <w:rPr>
                 <w:rFonts w:ascii="Avenir Next" w:hAnsi="Avenir Next" w:cs="Avenir Next" w:eastAsia="Avenir Next"/>
                 <w:color w:val="1A1A1A"/>
-                <w:sz w:val="20"/>
+                <w:sz w:val="22"/>
                 <w:szCs w:val="20"/>
               </w:rPr>
               <w:t xml:space="preserve"> for false.</w:t>
@@ -230,18 +231,18 @@
                       <w:rFonts w:ascii="Avenir Next" w:hAnsi="Avenir Next" w:cs="Avenir Next" w:eastAsia="Avenir Next"/>
                       <w:b/>
                       <w:color w:val="003A70"/>
+                      <w:sz w:val="22"/>
+                      <w:szCs w:val="20"/>
+                    </w:rPr>
+                    <w:t xml:space="preserve">a.</w:t>
+                  </w:r>
+                  <w:r>
+                    <w:rPr>
+                      <w:rFonts w:ascii="Avenir Next" w:hAnsi="Avenir Next" w:cs="Avenir Next" w:eastAsia="Avenir Next"/>
+                      <w:color w:val="1A1A1A"/>
                       <w:sz w:val="20"/>
                       <w:szCs w:val="20"/>
                     </w:rPr>
-                    <w:t xml:space="preserve">a.</w:t>
-                  </w:r>
-                  <w:r>
-                    <w:rPr>
-                      <w:rFonts w:ascii="Avenir Next" w:hAnsi="Avenir Next" w:cs="Avenir Next" w:eastAsia="Avenir Next"/>
-                      <w:color w:val="1A1A1A"/>
-                      <w:sz w:val="20"/>
-                      <w:szCs w:val="20"/>
-                    </w:rPr>
                     <w:tab/>
                   </w:r>
                   <w:r>
@@ -249,7 +250,7 @@
                       <w:rFonts w:ascii="Avenir Next" w:hAnsi="Avenir Next" w:cs="Avenir Next" w:eastAsia="Avenir Next"/>
                       <w:i/>
                       <w:color w:val="1A1A1A"/>
-                      <w:sz w:val="20"/>
+                      <w:sz w:val="22"/>
                       <w:szCs w:val="20"/>
                     </w:rPr>
                     <w:t xml:space="preserve">y</w:t>
@@ -258,7 +259,7 @@
                     <w:rPr>
                       <w:rFonts w:ascii="Avenir Next" w:hAnsi="Avenir Next" w:cs="Avenir Next" w:eastAsia="Avenir Next"/>
                       <w:color w:val="1A1A1A"/>
-                      <w:sz w:val="20"/>
+                      <w:sz w:val="22"/>
                       <w:szCs w:val="20"/>
                     </w:rPr>
                     <w:t xml:space="preserve"> + 7 = 19  (</w:t>
@@ -268,7 +269,7 @@
                       <w:rFonts w:ascii="Avenir Next" w:hAnsi="Avenir Next" w:cs="Avenir Next" w:eastAsia="Avenir Next"/>
                       <w:i/>
                       <w:color w:val="1A1A1A"/>
-                      <w:sz w:val="20"/>
+                      <w:sz w:val="22"/>
                       <w:szCs w:val="20"/>
                     </w:rPr>
                     <w:t xml:space="preserve">y</w:t>
@@ -277,7 +278,7 @@
                     <w:rPr>
                       <w:rFonts w:ascii="Avenir Next" w:hAnsi="Avenir Next" w:cs="Avenir Next" w:eastAsia="Avenir Next"/>
                       <w:color w:val="1A1A1A"/>
-                      <w:sz w:val="20"/>
+                      <w:sz w:val="22"/>
                       <w:szCs w:val="20"/>
                     </w:rPr>
                     <w:t xml:space="preserve"> = 12)</w:t>
@@ -321,25 +322,25 @@
                       <w:rFonts w:ascii="Avenir Next" w:hAnsi="Avenir Next" w:cs="Avenir Next" w:eastAsia="Avenir Next"/>
                       <w:b/>
                       <w:color w:val="003A70"/>
+                      <w:sz w:val="22"/>
+                      <w:szCs w:val="20"/>
+                    </w:rPr>
+                    <w:t xml:space="preserve">b.</w:t>
+                  </w:r>
+                  <w:r>
+                    <w:rPr>
+                      <w:rFonts w:ascii="Avenir Next" w:hAnsi="Avenir Next" w:cs="Avenir Next" w:eastAsia="Avenir Next"/>
+                      <w:color w:val="1A1A1A"/>
                       <w:sz w:val="20"/>
                       <w:szCs w:val="20"/>
                     </w:rPr>
-                    <w:t xml:space="preserve">b.</w:t>
-                  </w:r>
-                  <w:r>
-                    <w:rPr>
-                      <w:rFonts w:ascii="Avenir Next" w:hAnsi="Avenir Next" w:cs="Avenir Next" w:eastAsia="Avenir Next"/>
-                      <w:color w:val="1A1A1A"/>
-                      <w:sz w:val="20"/>
-                      <w:szCs w:val="20"/>
-                    </w:rPr>
                     <w:tab/>
                   </w:r>
                   <w:r>
                     <w:rPr>
                       <w:rFonts w:ascii="Avenir Next" w:hAnsi="Avenir Next" w:cs="Avenir Next" w:eastAsia="Avenir Next"/>
                       <w:color w:val="1A1A1A"/>
-                      <w:sz w:val="20"/>
+                      <w:sz w:val="22"/>
                       <w:szCs w:val="20"/>
                     </w:rPr>
                     <w:t xml:space="preserve">3</w:t>
@@ -349,7 +350,7 @@
                       <w:rFonts w:ascii="Avenir Next" w:hAnsi="Avenir Next" w:cs="Avenir Next" w:eastAsia="Avenir Next"/>
                       <w:i/>
                       <w:color w:val="1A1A1A"/>
-                      <w:sz w:val="20"/>
+                      <w:sz w:val="22"/>
                       <w:szCs w:val="20"/>
                     </w:rPr>
                     <w:t xml:space="preserve">w</w:t>
@@ -358,7 +359,7 @@
                     <w:rPr>
                       <w:rFonts w:ascii="Avenir Next" w:hAnsi="Avenir Next" w:cs="Avenir Next" w:eastAsia="Avenir Next"/>
                       <w:color w:val="1A1A1A"/>
-                      <w:sz w:val="20"/>
+                      <w:sz w:val="22"/>
                       <w:szCs w:val="20"/>
                     </w:rPr>
                     <w:t xml:space="preserve"> = 21  (</w:t>
@@ -368,7 +369,7 @@
                       <w:rFonts w:ascii="Avenir Next" w:hAnsi="Avenir Next" w:cs="Avenir Next" w:eastAsia="Avenir Next"/>
                       <w:i/>
                       <w:color w:val="1A1A1A"/>
-                      <w:sz w:val="20"/>
+                      <w:sz w:val="22"/>
                       <w:szCs w:val="20"/>
                     </w:rPr>
                     <w:t xml:space="preserve">w</w:t>
@@ -377,7 +378,7 @@
                     <w:rPr>
                       <w:rFonts w:ascii="Avenir Next" w:hAnsi="Avenir Next" w:cs="Avenir Next" w:eastAsia="Avenir Next"/>
                       <w:color w:val="1A1A1A"/>
-                      <w:sz w:val="20"/>
+                      <w:sz w:val="22"/>
                       <w:szCs w:val="20"/>
                     </w:rPr>
                     <w:t xml:space="preserve"> = 6)</w:t>
@@ -470,25 +471,25 @@
                 <w:rFonts w:ascii="Avenir Next" w:hAnsi="Avenir Next" w:cs="Avenir Next" w:eastAsia="Avenir Next"/>
                 <w:b/>
                 <w:color w:val="1A1A1A"/>
+                <w:sz w:val="22"/>
+                <w:szCs w:val="20"/>
+              </w:rPr>
+              <w:t xml:space="preserve">2.</w:t>
+            </w:r>
+            <w:r>
+              <w:rPr>
+                <w:rFonts w:ascii="Avenir Next" w:hAnsi="Avenir Next" w:cs="Avenir Next" w:eastAsia="Avenir Next"/>
+                <w:color w:val="1A1A1A"/>
                 <w:sz w:val="20"/>
                 <w:szCs w:val="20"/>
               </w:rPr>
-              <w:t xml:space="preserve">2.</w:t>
-            </w:r>
-            <w:r>
-              <w:rPr>
-                <w:rFonts w:ascii="Avenir Next" w:hAnsi="Avenir Next" w:cs="Avenir Next" w:eastAsia="Avenir Next"/>
-                <w:color w:val="1A1A1A"/>
-                <w:sz w:val="20"/>
-                <w:szCs w:val="20"/>
-              </w:rPr>
               <w:tab/>
             </w:r>
             <w:r>
               <w:rPr>
                 <w:rFonts w:ascii="Avenir Next" w:hAnsi="Avenir Next" w:cs="Avenir Next" w:eastAsia="Avenir Next"/>
                 <w:color w:val="1A1A1A"/>
-                <w:sz w:val="20"/>
+                <w:sz w:val="22"/>
                 <w:szCs w:val="20"/>
               </w:rPr>
               <w:t xml:space="preserve">Which of 4, 6 or 8 is the solution of </w:t>
@@ -498,7 +499,7 @@
                 <w:rFonts w:ascii="Avenir Next" w:hAnsi="Avenir Next" w:cs="Avenir Next" w:eastAsia="Avenir Next"/>
                 <w:i/>
                 <w:color w:val="1A1A1A"/>
-                <w:sz w:val="20"/>
+                <w:sz w:val="22"/>
                 <w:szCs w:val="20"/>
               </w:rPr>
               <w:t xml:space="preserve">h</w:t>
@@ -507,7 +508,7 @@
               <w:rPr>
                 <w:rFonts w:ascii="Avenir Next" w:hAnsi="Avenir Next" w:cs="Avenir Next" w:eastAsia="Avenir Next"/>
                 <w:color w:val="1A1A1A"/>
-                <w:sz w:val="20"/>
+                <w:sz w:val="22"/>
                 <w:szCs w:val="20"/>
               </w:rPr>
               <w:t xml:space="preserve"> − 5 = 3? Show your check.</w:t>
@@ -584,7 +585,7 @@
                 <w:rFonts w:ascii="Avenir Next" w:hAnsi="Avenir Next" w:cs="Avenir Next" w:eastAsia="Avenir Next"/>
                 <w:b/>
                 <w:color w:val="1A1A1A"/>
-                <w:sz w:val="18"/>
+                <w:sz w:val="22"/>
                 <w:szCs w:val="18"/>
               </w:rPr>
               <w:t xml:space="preserve">h =</w:t>
@@ -659,25 +660,25 @@
                 <w:rFonts w:ascii="Avenir Next" w:hAnsi="Avenir Next" w:cs="Avenir Next" w:eastAsia="Avenir Next"/>
                 <w:b/>
                 <w:color w:val="1A1A1A"/>
+                <w:sz w:val="22"/>
+                <w:szCs w:val="20"/>
+              </w:rPr>
+              <w:t xml:space="preserve">3.</w:t>
+            </w:r>
+            <w:r>
+              <w:rPr>
+                <w:rFonts w:ascii="Avenir Next" w:hAnsi="Avenir Next" w:cs="Avenir Next" w:eastAsia="Avenir Next"/>
+                <w:color w:val="1A1A1A"/>
                 <w:sz w:val="20"/>
                 <w:szCs w:val="20"/>
               </w:rPr>
-              <w:t xml:space="preserve">3.</w:t>
-            </w:r>
-            <w:r>
-              <w:rPr>
-                <w:rFonts w:ascii="Avenir Next" w:hAnsi="Avenir Next" w:cs="Avenir Next" w:eastAsia="Avenir Next"/>
-                <w:color w:val="1A1A1A"/>
-                <w:sz w:val="20"/>
-                <w:szCs w:val="20"/>
-              </w:rPr>
               <w:tab/>
             </w:r>
             <w:r>
               <w:rPr>
                 <w:rFonts w:ascii="Avenir Next" w:hAnsi="Avenir Next" w:cs="Avenir Next" w:eastAsia="Avenir Next"/>
                 <w:color w:val="1A1A1A"/>
-                <w:sz w:val="20"/>
+                <w:sz w:val="22"/>
                 <w:szCs w:val="20"/>
               </w:rPr>
               <w:t xml:space="preserve">Substituting means replacing the variable with a —</w:t>
@@ -733,25 +734,25 @@
                       <w:rFonts w:ascii="Avenir Next" w:hAnsi="Avenir Next" w:cs="Avenir Next" w:eastAsia="Avenir Next"/>
                       <w:b/>
                       <w:color w:val="003A70"/>
+                      <w:sz w:val="22"/>
+                      <w:szCs w:val="19"/>
+                    </w:rPr>
+                    <w:t xml:space="preserve">A</w:t>
+                  </w:r>
+                  <w:r>
+                    <w:rPr>
+                      <w:rFonts w:ascii="Avenir Next" w:hAnsi="Avenir Next" w:cs="Avenir Next" w:eastAsia="Avenir Next"/>
+                      <w:color w:val="1A1A1A"/>
                       <w:sz w:val="19"/>
                       <w:szCs w:val="19"/>
                     </w:rPr>
-                    <w:t xml:space="preserve">A</w:t>
-                  </w:r>
-                  <w:r>
-                    <w:rPr>
-                      <w:rFonts w:ascii="Avenir Next" w:hAnsi="Avenir Next" w:cs="Avenir Next" w:eastAsia="Avenir Next"/>
-                      <w:color w:val="1A1A1A"/>
-                      <w:sz w:val="19"/>
-                      <w:szCs w:val="19"/>
-                    </w:rPr>
                     <w:tab/>
                   </w:r>
                   <w:r>
                     <w:rPr>
                       <w:rFonts w:ascii="Avenir Next" w:hAnsi="Avenir Next" w:cs="Avenir Next" w:eastAsia="Avenir Next"/>
                       <w:color w:val="1A1A1A"/>
-                      <w:sz w:val="19"/>
+                      <w:sz w:val="22"/>
                       <w:szCs w:val="19"/>
                     </w:rPr>
                     <w:t xml:space="preserve">value</w:t>
@@ -776,25 +777,25 @@
                       <w:rFonts w:ascii="Avenir Next" w:hAnsi="Avenir Next" w:cs="Avenir Next" w:eastAsia="Avenir Next"/>
                       <w:b/>
                       <w:color w:val="003A70"/>
+                      <w:sz w:val="22"/>
+                      <w:szCs w:val="19"/>
+                    </w:rPr>
+                    <w:t xml:space="preserve">B</w:t>
+                  </w:r>
+                  <w:r>
+                    <w:rPr>
+                      <w:rFonts w:ascii="Avenir Next" w:hAnsi="Avenir Next" w:cs="Avenir Next" w:eastAsia="Avenir Next"/>
+                      <w:color w:val="1A1A1A"/>
                       <w:sz w:val="19"/>
                       <w:szCs w:val="19"/>
                     </w:rPr>
-                    <w:t xml:space="preserve">B</w:t>
-                  </w:r>
-                  <w:r>
-                    <w:rPr>
-                      <w:rFonts w:ascii="Avenir Next" w:hAnsi="Avenir Next" w:cs="Avenir Next" w:eastAsia="Avenir Next"/>
-                      <w:color w:val="1A1A1A"/>
-                      <w:sz w:val="19"/>
-                      <w:szCs w:val="19"/>
-                    </w:rPr>
                     <w:tab/>
                   </w:r>
                   <w:r>
                     <w:rPr>
                       <w:rFonts w:ascii="Avenir Next" w:hAnsi="Avenir Next" w:cs="Avenir Next" w:eastAsia="Avenir Next"/>
                       <w:color w:val="1A1A1A"/>
-                      <w:sz w:val="19"/>
+                      <w:sz w:val="22"/>
                       <w:szCs w:val="19"/>
                     </w:rPr>
                     <w:t xml:space="preserve">letter</w:t>
@@ -819,25 +820,25 @@
                       <w:rFonts w:ascii="Avenir Next" w:hAnsi="Avenir Next" w:cs="Avenir Next" w:eastAsia="Avenir Next"/>
                       <w:b/>
                       <w:color w:val="003A70"/>
+                      <w:sz w:val="22"/>
+                      <w:szCs w:val="19"/>
+                    </w:rPr>
+                    <w:t xml:space="preserve">C</w:t>
+                  </w:r>
+                  <w:r>
+                    <w:rPr>
+                      <w:rFonts w:ascii="Avenir Next" w:hAnsi="Avenir Next" w:cs="Avenir Next" w:eastAsia="Avenir Next"/>
+                      <w:color w:val="1A1A1A"/>
                       <w:sz w:val="19"/>
                       <w:szCs w:val="19"/>
                     </w:rPr>
-                    <w:t xml:space="preserve">C</w:t>
-                  </w:r>
-                  <w:r>
-                    <w:rPr>
-                      <w:rFonts w:ascii="Avenir Next" w:hAnsi="Avenir Next" w:cs="Avenir Next" w:eastAsia="Avenir Next"/>
-                      <w:color w:val="1A1A1A"/>
-                      <w:sz w:val="19"/>
-                      <w:szCs w:val="19"/>
-                    </w:rPr>
                     <w:tab/>
                   </w:r>
                   <w:r>
                     <w:rPr>
                       <w:rFonts w:ascii="Avenir Next" w:hAnsi="Avenir Next" w:cs="Avenir Next" w:eastAsia="Avenir Next"/>
                       <w:color w:val="1A1A1A"/>
-                      <w:sz w:val="19"/>
+                      <w:sz w:val="22"/>
                       <w:szCs w:val="19"/>
                     </w:rPr>
                     <w:t xml:space="preserve">sign</w:t>
@@ -862,25 +863,25 @@
                       <w:rFonts w:ascii="Avenir Next" w:hAnsi="Avenir Next" w:cs="Avenir Next" w:eastAsia="Avenir Next"/>
                       <w:b/>
                       <w:color w:val="003A70"/>
+                      <w:sz w:val="22"/>
+                      <w:szCs w:val="19"/>
+                    </w:rPr>
+                    <w:t xml:space="preserve">D</w:t>
+                  </w:r>
+                  <w:r>
+                    <w:rPr>
+                      <w:rFonts w:ascii="Avenir Next" w:hAnsi="Avenir Next" w:cs="Avenir Next" w:eastAsia="Avenir Next"/>
+                      <w:color w:val="1A1A1A"/>
                       <w:sz w:val="19"/>
                       <w:szCs w:val="19"/>
                     </w:rPr>
-                    <w:t xml:space="preserve">D</w:t>
-                  </w:r>
-                  <w:r>
-                    <w:rPr>
-                      <w:rFonts w:ascii="Avenir Next" w:hAnsi="Avenir Next" w:cs="Avenir Next" w:eastAsia="Avenir Next"/>
-                      <w:color w:val="1A1A1A"/>
-                      <w:sz w:val="19"/>
-                      <w:szCs w:val="19"/>
-                    </w:rPr>
                     <w:tab/>
                   </w:r>
                   <w:r>
                     <w:rPr>
                       <w:rFonts w:ascii="Avenir Next" w:hAnsi="Avenir Next" w:cs="Avenir Next" w:eastAsia="Avenir Next"/>
                       <w:color w:val="1A1A1A"/>
-                      <w:sz w:val="19"/>
+                      <w:sz w:val="22"/>
                       <w:szCs w:val="19"/>
                     </w:rPr>
                     <w:t xml:space="preserve">graph</w:t>
@@ -930,7 +931,7 @@
         <w:rPr>
           <w:rFonts w:ascii="Avenir Next" w:hAnsi="Avenir Next" w:cs="Avenir Next" w:eastAsia="Avenir Next"/>
           <w:color w:val="1A1A1A"/>
-          <w:sz w:val="17"/>
+          <w:sz w:val="22"/>
           <w:szCs w:val="17"/>
         </w:rPr>
         <w:t xml:space="preserve">  I got it</w:t>
@@ -948,7 +949,7 @@
         <w:rPr>
           <w:rFonts w:ascii="Avenir Next" w:hAnsi="Avenir Next" w:cs="Avenir Next" w:eastAsia="Avenir Next"/>
           <w:color w:val="1A1A1A"/>
-          <w:sz w:val="17"/>
+          <w:sz w:val="22"/>
           <w:szCs w:val="17"/>
         </w:rPr>
         <w:t xml:space="preserve">  Almost</w:t>
@@ -966,7 +967,7 @@
         <w:rPr>
           <w:rFonts w:ascii="Avenir Next" w:hAnsi="Avenir Next" w:cs="Avenir Next" w:eastAsia="Avenir Next"/>
           <w:color w:val="1A1A1A"/>
-          <w:sz w:val="17"/>
+          <w:sz w:val="22"/>
           <w:szCs w:val="17"/>
         </w:rPr>
         <w:t xml:space="preserve">  I need help</w:t>
@@ -1023,7 +1024,7 @@
         <w:rPr>
           <w:rFonts w:ascii="Avenir Next" w:hAnsi="Avenir Next" w:cs="Avenir Next" w:eastAsia="Avenir Next"/>
           <w:color w:val="1A1A1A"/>
-          <w:sz w:val="18"/>
+          <w:sz w:val="22"/>
           <w:szCs w:val="18"/>
         </w:rPr>
         <w:t xml:space="preserve">Name</w:t>
@@ -1108,25 +1109,25 @@
                 <w:rFonts w:ascii="Avenir Next" w:hAnsi="Avenir Next" w:cs="Avenir Next" w:eastAsia="Avenir Next"/>
                 <w:b/>
                 <w:color w:val="1A1A1A"/>
+                <w:sz w:val="22"/>
+                <w:szCs w:val="20"/>
+              </w:rPr>
+              <w:t xml:space="preserve">1.</w:t>
+            </w:r>
+            <w:r>
+              <w:rPr>
+                <w:rFonts w:ascii="Avenir Next" w:hAnsi="Avenir Next" w:cs="Avenir Next" w:eastAsia="Avenir Next"/>
+                <w:color w:val="1A1A1A"/>
                 <w:sz w:val="20"/>
                 <w:szCs w:val="20"/>
               </w:rPr>
-              <w:t xml:space="preserve">1.</w:t>
-            </w:r>
-            <w:r>
-              <w:rPr>
-                <w:rFonts w:ascii="Avenir Next" w:hAnsi="Avenir Next" w:cs="Avenir Next" w:eastAsia="Avenir Next"/>
-                <w:color w:val="1A1A1A"/>
-                <w:sz w:val="20"/>
-                <w:szCs w:val="20"/>
-              </w:rPr>
               <w:tab/>
             </w:r>
             <w:r>
               <w:rPr>
                 <w:rFonts w:ascii="Avenir Next" w:hAnsi="Avenir Next" w:cs="Avenir Next" w:eastAsia="Avenir Next"/>
                 <w:color w:val="1A1A1A"/>
-                <w:sz w:val="20"/>
+                <w:sz w:val="22"/>
                 <w:szCs w:val="20"/>
               </w:rPr>
               <w:t xml:space="preserve">Write </w:t>
@@ -1136,7 +1137,7 @@
                 <w:rFonts w:ascii="Avenir Next" w:hAnsi="Avenir Next" w:cs="Avenir Next" w:eastAsia="Avenir Next"/>
                 <w:b/>
                 <w:color w:val="1A1A1A"/>
-                <w:sz w:val="20"/>
+                <w:sz w:val="22"/>
                 <w:szCs w:val="20"/>
               </w:rPr>
               <w:t xml:space="preserve">T</w:t>
@@ -1145,7 +1146,7 @@
               <w:rPr>
                 <w:rFonts w:ascii="Avenir Next" w:hAnsi="Avenir Next" w:cs="Avenir Next" w:eastAsia="Avenir Next"/>
                 <w:color w:val="1A1A1A"/>
-                <w:sz w:val="20"/>
+                <w:sz w:val="22"/>
                 <w:szCs w:val="20"/>
               </w:rPr>
               <w:t xml:space="preserve"> for true or </w:t>
@@ -1155,7 +1156,7 @@
                 <w:rFonts w:ascii="Avenir Next" w:hAnsi="Avenir Next" w:cs="Avenir Next" w:eastAsia="Avenir Next"/>
                 <w:b/>
                 <w:color w:val="1A1A1A"/>
-                <w:sz w:val="20"/>
+                <w:sz w:val="22"/>
                 <w:szCs w:val="20"/>
               </w:rPr>
               <w:t xml:space="preserve">F</w:t>
@@ -1164,7 +1165,7 @@
               <w:rPr>
                 <w:rFonts w:ascii="Avenir Next" w:hAnsi="Avenir Next" w:cs="Avenir Next" w:eastAsia="Avenir Next"/>
                 <w:color w:val="1A1A1A"/>
-                <w:sz w:val="20"/>
+                <w:sz w:val="22"/>
                 <w:szCs w:val="20"/>
               </w:rPr>
               <w:t xml:space="preserve"> for false.</w:t>
@@ -1219,18 +1220,18 @@
                       <w:rFonts w:ascii="Avenir Next" w:hAnsi="Avenir Next" w:cs="Avenir Next" w:eastAsia="Avenir Next"/>
                       <w:b/>
                       <w:color w:val="003A70"/>
+                      <w:sz w:val="22"/>
+                      <w:szCs w:val="20"/>
+                    </w:rPr>
+                    <w:t xml:space="preserve">a.</w:t>
+                  </w:r>
+                  <w:r>
+                    <w:rPr>
+                      <w:rFonts w:ascii="Avenir Next" w:hAnsi="Avenir Next" w:cs="Avenir Next" w:eastAsia="Avenir Next"/>
+                      <w:color w:val="1A1A1A"/>
                       <w:sz w:val="20"/>
                       <w:szCs w:val="20"/>
                     </w:rPr>
-                    <w:t xml:space="preserve">a.</w:t>
-                  </w:r>
-                  <w:r>
-                    <w:rPr>
-                      <w:rFonts w:ascii="Avenir Next" w:hAnsi="Avenir Next" w:cs="Avenir Next" w:eastAsia="Avenir Next"/>
-                      <w:color w:val="1A1A1A"/>
-                      <w:sz w:val="20"/>
-                      <w:szCs w:val="20"/>
-                    </w:rPr>
                     <w:tab/>
                   </w:r>
                   <w:r>
@@ -1238,7 +1239,7 @@
                       <w:rFonts w:ascii="Avenir Next" w:hAnsi="Avenir Next" w:cs="Avenir Next" w:eastAsia="Avenir Next"/>
                       <w:i/>
                       <w:color w:val="1A1A1A"/>
-                      <w:sz w:val="20"/>
+                      <w:sz w:val="22"/>
                       <w:szCs w:val="20"/>
                     </w:rPr>
                     <w:t xml:space="preserve">y</w:t>
@@ -1247,7 +1248,7 @@
                     <w:rPr>
                       <w:rFonts w:ascii="Avenir Next" w:hAnsi="Avenir Next" w:cs="Avenir Next" w:eastAsia="Avenir Next"/>
                       <w:color w:val="1A1A1A"/>
-                      <w:sz w:val="20"/>
+                      <w:sz w:val="22"/>
                       <w:szCs w:val="20"/>
                     </w:rPr>
                     <w:t xml:space="preserve"> + 7 = 19  (</w:t>
@@ -1257,7 +1258,7 @@
                       <w:rFonts w:ascii="Avenir Next" w:hAnsi="Avenir Next" w:cs="Avenir Next" w:eastAsia="Avenir Next"/>
                       <w:i/>
                       <w:color w:val="1A1A1A"/>
-                      <w:sz w:val="20"/>
+                      <w:sz w:val="22"/>
                       <w:szCs w:val="20"/>
                     </w:rPr>
                     <w:t xml:space="preserve">y</w:t>
@@ -1266,7 +1267,7 @@
                     <w:rPr>
                       <w:rFonts w:ascii="Avenir Next" w:hAnsi="Avenir Next" w:cs="Avenir Next" w:eastAsia="Avenir Next"/>
                       <w:color w:val="1A1A1A"/>
-                      <w:sz w:val="20"/>
+                      <w:sz w:val="22"/>
                       <w:szCs w:val="20"/>
                     </w:rPr>
                     <w:t xml:space="preserve"> = 12)</w:t>
@@ -1310,25 +1311,25 @@
                       <w:rFonts w:ascii="Avenir Next" w:hAnsi="Avenir Next" w:cs="Avenir Next" w:eastAsia="Avenir Next"/>
                       <w:b/>
                       <w:color w:val="003A70"/>
+                      <w:sz w:val="22"/>
+                      <w:szCs w:val="20"/>
+                    </w:rPr>
+                    <w:t xml:space="preserve">b.</w:t>
+                  </w:r>
+                  <w:r>
+                    <w:rPr>
+                      <w:rFonts w:ascii="Avenir Next" w:hAnsi="Avenir Next" w:cs="Avenir Next" w:eastAsia="Avenir Next"/>
+                      <w:color w:val="1A1A1A"/>
                       <w:sz w:val="20"/>
                       <w:szCs w:val="20"/>
                     </w:rPr>
-                    <w:t xml:space="preserve">b.</w:t>
-                  </w:r>
-                  <w:r>
-                    <w:rPr>
-                      <w:rFonts w:ascii="Avenir Next" w:hAnsi="Avenir Next" w:cs="Avenir Next" w:eastAsia="Avenir Next"/>
-                      <w:color w:val="1A1A1A"/>
-                      <w:sz w:val="20"/>
-                      <w:szCs w:val="20"/>
-                    </w:rPr>
                     <w:tab/>
                   </w:r>
                   <w:r>
                     <w:rPr>
                       <w:rFonts w:ascii="Avenir Next" w:hAnsi="Avenir Next" w:cs="Avenir Next" w:eastAsia="Avenir Next"/>
                       <w:color w:val="1A1A1A"/>
-                      <w:sz w:val="20"/>
+                      <w:sz w:val="22"/>
                       <w:szCs w:val="20"/>
                     </w:rPr>
                     <w:t xml:space="preserve">3</w:t>
@@ -1338,7 +1339,7 @@
                       <w:rFonts w:ascii="Avenir Next" w:hAnsi="Avenir Next" w:cs="Avenir Next" w:eastAsia="Avenir Next"/>
                       <w:i/>
                       <w:color w:val="1A1A1A"/>
-                      <w:sz w:val="20"/>
+                      <w:sz w:val="22"/>
                       <w:szCs w:val="20"/>
                     </w:rPr>
                     <w:t xml:space="preserve">w</w:t>
@@ -1347,7 +1348,7 @@
                     <w:rPr>
                       <w:rFonts w:ascii="Avenir Next" w:hAnsi="Avenir Next" w:cs="Avenir Next" w:eastAsia="Avenir Next"/>
                       <w:color w:val="1A1A1A"/>
-                      <w:sz w:val="20"/>
+                      <w:sz w:val="22"/>
                       <w:szCs w:val="20"/>
                     </w:rPr>
                     <w:t xml:space="preserve"> = 21  (</w:t>
@@ -1357,7 +1358,7 @@
                       <w:rFonts w:ascii="Avenir Next" w:hAnsi="Avenir Next" w:cs="Avenir Next" w:eastAsia="Avenir Next"/>
                       <w:i/>
                       <w:color w:val="1A1A1A"/>
-                      <w:sz w:val="20"/>
+                      <w:sz w:val="22"/>
                       <w:szCs w:val="20"/>
                     </w:rPr>
                     <w:t xml:space="preserve">w</w:t>
@@ -1366,7 +1367,7 @@
                     <w:rPr>
                       <w:rFonts w:ascii="Avenir Next" w:hAnsi="Avenir Next" w:cs="Avenir Next" w:eastAsia="Avenir Next"/>
                       <w:color w:val="1A1A1A"/>
-                      <w:sz w:val="20"/>
+                      <w:sz w:val="22"/>
                       <w:szCs w:val="20"/>
                     </w:rPr>
                     <w:t xml:space="preserve"> = 6)</w:t>
@@ -1459,25 +1460,25 @@
                 <w:rFonts w:ascii="Avenir Next" w:hAnsi="Avenir Next" w:cs="Avenir Next" w:eastAsia="Avenir Next"/>
                 <w:b/>
                 <w:color w:val="1A1A1A"/>
+                <w:sz w:val="22"/>
+                <w:szCs w:val="20"/>
+              </w:rPr>
+              <w:t xml:space="preserve">2.</w:t>
+            </w:r>
+            <w:r>
+              <w:rPr>
+                <w:rFonts w:ascii="Avenir Next" w:hAnsi="Avenir Next" w:cs="Avenir Next" w:eastAsia="Avenir Next"/>
+                <w:color w:val="1A1A1A"/>
                 <w:sz w:val="20"/>
                 <w:szCs w:val="20"/>
               </w:rPr>
-              <w:t xml:space="preserve">2.</w:t>
-            </w:r>
-            <w:r>
-              <w:rPr>
-                <w:rFonts w:ascii="Avenir Next" w:hAnsi="Avenir Next" w:cs="Avenir Next" w:eastAsia="Avenir Next"/>
-                <w:color w:val="1A1A1A"/>
-                <w:sz w:val="20"/>
-                <w:szCs w:val="20"/>
-              </w:rPr>
               <w:tab/>
             </w:r>
             <w:r>
               <w:rPr>
                 <w:rFonts w:ascii="Avenir Next" w:hAnsi="Avenir Next" w:cs="Avenir Next" w:eastAsia="Avenir Next"/>
                 <w:color w:val="1A1A1A"/>
-                <w:sz w:val="20"/>
+                <w:sz w:val="22"/>
                 <w:szCs w:val="20"/>
               </w:rPr>
               <w:t xml:space="preserve">Which of 4, 6 or 8 is the solution of </w:t>
@@ -1487,7 +1488,7 @@
                 <w:rFonts w:ascii="Avenir Next" w:hAnsi="Avenir Next" w:cs="Avenir Next" w:eastAsia="Avenir Next"/>
                 <w:i/>
                 <w:color w:val="1A1A1A"/>
-                <w:sz w:val="20"/>
+                <w:sz w:val="22"/>
                 <w:szCs w:val="20"/>
               </w:rPr>
               <w:t xml:space="preserve">h</w:t>
@@ -1496,7 +1497,7 @@
               <w:rPr>
                 <w:rFonts w:ascii="Avenir Next" w:hAnsi="Avenir Next" w:cs="Avenir Next" w:eastAsia="Avenir Next"/>
                 <w:color w:val="1A1A1A"/>
-                <w:sz w:val="20"/>
+                <w:sz w:val="22"/>
                 <w:szCs w:val="20"/>
               </w:rPr>
               <w:t xml:space="preserve"> − 5 = 3? Show your check.</w:t>
@@ -1573,7 +1574,7 @@
                 <w:rFonts w:ascii="Avenir Next" w:hAnsi="Avenir Next" w:cs="Avenir Next" w:eastAsia="Avenir Next"/>
                 <w:b/>
                 <w:color w:val="1A1A1A"/>
-                <w:sz w:val="18"/>
+                <w:sz w:val="22"/>
                 <w:szCs w:val="18"/>
               </w:rPr>
               <w:t xml:space="preserve">h =</w:t>
@@ -1648,25 +1649,25 @@
                 <w:rFonts w:ascii="Avenir Next" w:hAnsi="Avenir Next" w:cs="Avenir Next" w:eastAsia="Avenir Next"/>
                 <w:b/>
                 <w:color w:val="1A1A1A"/>
+                <w:sz w:val="22"/>
+                <w:szCs w:val="20"/>
+              </w:rPr>
+              <w:t xml:space="preserve">3.</w:t>
+            </w:r>
+            <w:r>
+              <w:rPr>
+                <w:rFonts w:ascii="Avenir Next" w:hAnsi="Avenir Next" w:cs="Avenir Next" w:eastAsia="Avenir Next"/>
+                <w:color w:val="1A1A1A"/>
                 <w:sz w:val="20"/>
                 <w:szCs w:val="20"/>
               </w:rPr>
-              <w:t xml:space="preserve">3.</w:t>
-            </w:r>
-            <w:r>
-              <w:rPr>
-                <w:rFonts w:ascii="Avenir Next" w:hAnsi="Avenir Next" w:cs="Avenir Next" w:eastAsia="Avenir Next"/>
-                <w:color w:val="1A1A1A"/>
-                <w:sz w:val="20"/>
-                <w:szCs w:val="20"/>
-              </w:rPr>
               <w:tab/>
             </w:r>
             <w:r>
               <w:rPr>
                 <w:rFonts w:ascii="Avenir Next" w:hAnsi="Avenir Next" w:cs="Avenir Next" w:eastAsia="Avenir Next"/>
                 <w:color w:val="1A1A1A"/>
-                <w:sz w:val="20"/>
+                <w:sz w:val="22"/>
                 <w:szCs w:val="20"/>
               </w:rPr>
               <w:t xml:space="preserve">Substituting means replacing the variable with a —</w:t>
@@ -1722,25 +1723,25 @@
                       <w:rFonts w:ascii="Avenir Next" w:hAnsi="Avenir Next" w:cs="Avenir Next" w:eastAsia="Avenir Next"/>
                       <w:b/>
                       <w:color w:val="003A70"/>
+                      <w:sz w:val="22"/>
+                      <w:szCs w:val="19"/>
+                    </w:rPr>
+                    <w:t xml:space="preserve">A</w:t>
+                  </w:r>
+                  <w:r>
+                    <w:rPr>
+                      <w:rFonts w:ascii="Avenir Next" w:hAnsi="Avenir Next" w:cs="Avenir Next" w:eastAsia="Avenir Next"/>
+                      <w:color w:val="1A1A1A"/>
                       <w:sz w:val="19"/>
                       <w:szCs w:val="19"/>
                     </w:rPr>
-                    <w:t xml:space="preserve">A</w:t>
-                  </w:r>
-                  <w:r>
-                    <w:rPr>
-                      <w:rFonts w:ascii="Avenir Next" w:hAnsi="Avenir Next" w:cs="Avenir Next" w:eastAsia="Avenir Next"/>
-                      <w:color w:val="1A1A1A"/>
-                      <w:sz w:val="19"/>
-                      <w:szCs w:val="19"/>
-                    </w:rPr>
                     <w:tab/>
                   </w:r>
                   <w:r>
                     <w:rPr>
                       <w:rFonts w:ascii="Avenir Next" w:hAnsi="Avenir Next" w:cs="Avenir Next" w:eastAsia="Avenir Next"/>
                       <w:color w:val="1A1A1A"/>
-                      <w:sz w:val="19"/>
+                      <w:sz w:val="22"/>
                       <w:szCs w:val="19"/>
                     </w:rPr>
                     <w:t xml:space="preserve">value</w:t>
@@ -1765,25 +1766,25 @@
                       <w:rFonts w:ascii="Avenir Next" w:hAnsi="Avenir Next" w:cs="Avenir Next" w:eastAsia="Avenir Next"/>
                       <w:b/>
                       <w:color w:val="003A70"/>
+                      <w:sz w:val="22"/>
+                      <w:szCs w:val="19"/>
+                    </w:rPr>
+                    <w:t xml:space="preserve">B</w:t>
+                  </w:r>
+                  <w:r>
+                    <w:rPr>
+                      <w:rFonts w:ascii="Avenir Next" w:hAnsi="Avenir Next" w:cs="Avenir Next" w:eastAsia="Avenir Next"/>
+                      <w:color w:val="1A1A1A"/>
                       <w:sz w:val="19"/>
                       <w:szCs w:val="19"/>
                     </w:rPr>
-                    <w:t xml:space="preserve">B</w:t>
-                  </w:r>
-                  <w:r>
-                    <w:rPr>
-                      <w:rFonts w:ascii="Avenir Next" w:hAnsi="Avenir Next" w:cs="Avenir Next" w:eastAsia="Avenir Next"/>
-                      <w:color w:val="1A1A1A"/>
-                      <w:sz w:val="19"/>
-                      <w:szCs w:val="19"/>
-                    </w:rPr>
                     <w:tab/>
                   </w:r>
                   <w:r>
                     <w:rPr>
                       <w:rFonts w:ascii="Avenir Next" w:hAnsi="Avenir Next" w:cs="Avenir Next" w:eastAsia="Avenir Next"/>
                       <w:color w:val="1A1A1A"/>
-                      <w:sz w:val="19"/>
+                      <w:sz w:val="22"/>
                       <w:szCs w:val="19"/>
                     </w:rPr>
                     <w:t xml:space="preserve">letter</w:t>
@@ -1808,25 +1809,25 @@
                       <w:rFonts w:ascii="Avenir Next" w:hAnsi="Avenir Next" w:cs="Avenir Next" w:eastAsia="Avenir Next"/>
                       <w:b/>
                       <w:color w:val="003A70"/>
+                      <w:sz w:val="22"/>
+                      <w:szCs w:val="19"/>
+                    </w:rPr>
+                    <w:t xml:space="preserve">C</w:t>
+                  </w:r>
+                  <w:r>
+                    <w:rPr>
+                      <w:rFonts w:ascii="Avenir Next" w:hAnsi="Avenir Next" w:cs="Avenir Next" w:eastAsia="Avenir Next"/>
+                      <w:color w:val="1A1A1A"/>
                       <w:sz w:val="19"/>
                       <w:szCs w:val="19"/>
                     </w:rPr>
-                    <w:t xml:space="preserve">C</w:t>
-                  </w:r>
-                  <w:r>
-                    <w:rPr>
-                      <w:rFonts w:ascii="Avenir Next" w:hAnsi="Avenir Next" w:cs="Avenir Next" w:eastAsia="Avenir Next"/>
-                      <w:color w:val="1A1A1A"/>
-                      <w:sz w:val="19"/>
-                      <w:szCs w:val="19"/>
-                    </w:rPr>
                     <w:tab/>
                   </w:r>
                   <w:r>
                     <w:rPr>
                       <w:rFonts w:ascii="Avenir Next" w:hAnsi="Avenir Next" w:cs="Avenir Next" w:eastAsia="Avenir Next"/>
                       <w:color w:val="1A1A1A"/>
-                      <w:sz w:val="19"/>
+                      <w:sz w:val="22"/>
                       <w:szCs w:val="19"/>
                     </w:rPr>
                     <w:t xml:space="preserve">sign</w:t>
@@ -1851,25 +1852,25 @@
                       <w:rFonts w:ascii="Avenir Next" w:hAnsi="Avenir Next" w:cs="Avenir Next" w:eastAsia="Avenir Next"/>
                       <w:b/>
                       <w:color w:val="003A70"/>
+                      <w:sz w:val="22"/>
+                      <w:szCs w:val="19"/>
+                    </w:rPr>
+                    <w:t xml:space="preserve">D</w:t>
+                  </w:r>
+                  <w:r>
+                    <w:rPr>
+                      <w:rFonts w:ascii="Avenir Next" w:hAnsi="Avenir Next" w:cs="Avenir Next" w:eastAsia="Avenir Next"/>
+                      <w:color w:val="1A1A1A"/>
                       <w:sz w:val="19"/>
                       <w:szCs w:val="19"/>
                     </w:rPr>
-                    <w:t xml:space="preserve">D</w:t>
-                  </w:r>
-                  <w:r>
-                    <w:rPr>
-                      <w:rFonts w:ascii="Avenir Next" w:hAnsi="Avenir Next" w:cs="Avenir Next" w:eastAsia="Avenir Next"/>
-                      <w:color w:val="1A1A1A"/>
-                      <w:sz w:val="19"/>
-                      <w:szCs w:val="19"/>
-                    </w:rPr>
                     <w:tab/>
                   </w:r>
                   <w:r>
                     <w:rPr>
                       <w:rFonts w:ascii="Avenir Next" w:hAnsi="Avenir Next" w:cs="Avenir Next" w:eastAsia="Avenir Next"/>
                       <w:color w:val="1A1A1A"/>
-                      <w:sz w:val="19"/>
+                      <w:sz w:val="22"/>
                       <w:szCs w:val="19"/>
                     </w:rPr>
                     <w:t xml:space="preserve">graph</w:t>
@@ -1919,7 +1920,7 @@
         <w:rPr>
           <w:rFonts w:ascii="Avenir Next" w:hAnsi="Avenir Next" w:cs="Avenir Next" w:eastAsia="Avenir Next"/>
           <w:color w:val="1A1A1A"/>
-          <w:sz w:val="17"/>
+          <w:sz w:val="22"/>
           <w:szCs w:val="17"/>
         </w:rPr>
         <w:t xml:space="preserve">  I got it</w:t>
@@ -1937,7 +1938,7 @@
         <w:rPr>
           <w:rFonts w:ascii="Avenir Next" w:hAnsi="Avenir Next" w:cs="Avenir Next" w:eastAsia="Avenir Next"/>
           <w:color w:val="1A1A1A"/>
-          <w:sz w:val="17"/>
+          <w:sz w:val="22"/>
           <w:szCs w:val="17"/>
         </w:rPr>
         <w:t xml:space="preserve">  Almost</w:t>
@@ -1955,7 +1956,7 @@
         <w:rPr>
           <w:rFonts w:ascii="Avenir Next" w:hAnsi="Avenir Next" w:cs="Avenir Next" w:eastAsia="Avenir Next"/>
           <w:color w:val="1A1A1A"/>
-          <w:sz w:val="17"/>
+          <w:sz w:val="22"/>
           <w:szCs w:val="17"/>
         </w:rPr>
         <w:t xml:space="preserve">  I need help</w:t>
@@ -1994,7 +1995,7 @@
         <w:rPr>
           <w:rFonts w:ascii="Avenir Next" w:hAnsi="Avenir Next" w:cs="Avenir Next" w:eastAsia="Avenir Next"/>
           <w:color w:val="1A1A1A"/>
-          <w:sz w:val="18"/>
+          <w:sz w:val="22"/>
           <w:szCs w:val="18"/>
         </w:rPr>
         <w:t xml:space="preserve">Name</w:t>
@@ -2079,25 +2080,25 @@
                 <w:rFonts w:ascii="Avenir Next" w:hAnsi="Avenir Next" w:cs="Avenir Next" w:eastAsia="Avenir Next"/>
                 <w:b/>
                 <w:color w:val="1A1A1A"/>
+                <w:sz w:val="22"/>
+                <w:szCs w:val="20"/>
+              </w:rPr>
+              <w:t xml:space="preserve">1.</w:t>
+            </w:r>
+            <w:r>
+              <w:rPr>
+                <w:rFonts w:ascii="Avenir Next" w:hAnsi="Avenir Next" w:cs="Avenir Next" w:eastAsia="Avenir Next"/>
+                <w:color w:val="1A1A1A"/>
                 <w:sz w:val="20"/>
                 <w:szCs w:val="20"/>
               </w:rPr>
-              <w:t xml:space="preserve">1.</w:t>
-            </w:r>
-            <w:r>
-              <w:rPr>
-                <w:rFonts w:ascii="Avenir Next" w:hAnsi="Avenir Next" w:cs="Avenir Next" w:eastAsia="Avenir Next"/>
-                <w:color w:val="1A1A1A"/>
-                <w:sz w:val="20"/>
-                <w:szCs w:val="20"/>
-              </w:rPr>
               <w:tab/>
             </w:r>
             <w:r>
               <w:rPr>
                 <w:rFonts w:ascii="Avenir Next" w:hAnsi="Avenir Next" w:cs="Avenir Next" w:eastAsia="Avenir Next"/>
                 <w:color w:val="1A1A1A"/>
-                <w:sz w:val="20"/>
+                <w:sz w:val="22"/>
                 <w:szCs w:val="20"/>
               </w:rPr>
               <w:t xml:space="preserve">Write an equation for each sentence. Use </w:t>
@@ -2107,7 +2108,7 @@
                 <w:rFonts w:ascii="Avenir Next" w:hAnsi="Avenir Next" w:cs="Avenir Next" w:eastAsia="Avenir Next"/>
                 <w:i/>
                 <w:color w:val="1A1A1A"/>
-                <w:sz w:val="20"/>
+                <w:sz w:val="22"/>
                 <w:szCs w:val="20"/>
               </w:rPr>
               <w:t xml:space="preserve">n</w:t>
@@ -2116,7 +2117,7 @@
               <w:rPr>
                 <w:rFonts w:ascii="Avenir Next" w:hAnsi="Avenir Next" w:cs="Avenir Next" w:eastAsia="Avenir Next"/>
                 <w:color w:val="1A1A1A"/>
-                <w:sz w:val="20"/>
+                <w:sz w:val="22"/>
                 <w:szCs w:val="20"/>
               </w:rPr>
               <w:t xml:space="preserve">.</w:t>
@@ -2171,25 +2172,25 @@
                       <w:rFonts w:ascii="Avenir Next" w:hAnsi="Avenir Next" w:cs="Avenir Next" w:eastAsia="Avenir Next"/>
                       <w:b/>
                       <w:color w:val="003A70"/>
+                      <w:sz w:val="22"/>
+                      <w:szCs w:val="20"/>
+                    </w:rPr>
+                    <w:t xml:space="preserve">a.</w:t>
+                  </w:r>
+                  <w:r>
+                    <w:rPr>
+                      <w:rFonts w:ascii="Avenir Next" w:hAnsi="Avenir Next" w:cs="Avenir Next" w:eastAsia="Avenir Next"/>
+                      <w:color w:val="1A1A1A"/>
                       <w:sz w:val="20"/>
                       <w:szCs w:val="20"/>
                     </w:rPr>
-                    <w:t xml:space="preserve">a.</w:t>
-                  </w:r>
-                  <w:r>
-                    <w:rPr>
-                      <w:rFonts w:ascii="Avenir Next" w:hAnsi="Avenir Next" w:cs="Avenir Next" w:eastAsia="Avenir Next"/>
-                      <w:color w:val="1A1A1A"/>
-                      <w:sz w:val="20"/>
-                      <w:szCs w:val="20"/>
-                    </w:rPr>
                     <w:tab/>
                   </w:r>
                   <w:r>
                     <w:rPr>
                       <w:rFonts w:ascii="Avenir Next" w:hAnsi="Avenir Next" w:cs="Avenir Next" w:eastAsia="Avenir Next"/>
                       <w:color w:val="1A1A1A"/>
-                      <w:sz w:val="20"/>
+                      <w:sz w:val="22"/>
                       <w:szCs w:val="20"/>
                     </w:rPr>
                     <w:t xml:space="preserve">A number plus 14 is 31.</w:t>
@@ -2233,25 +2234,25 @@
                       <w:rFonts w:ascii="Avenir Next" w:hAnsi="Avenir Next" w:cs="Avenir Next" w:eastAsia="Avenir Next"/>
                       <w:b/>
                       <w:color w:val="003A70"/>
+                      <w:sz w:val="22"/>
+                      <w:szCs w:val="20"/>
+                    </w:rPr>
+                    <w:t xml:space="preserve">b.</w:t>
+                  </w:r>
+                  <w:r>
+                    <w:rPr>
+                      <w:rFonts w:ascii="Avenir Next" w:hAnsi="Avenir Next" w:cs="Avenir Next" w:eastAsia="Avenir Next"/>
+                      <w:color w:val="1A1A1A"/>
                       <w:sz w:val="20"/>
                       <w:szCs w:val="20"/>
                     </w:rPr>
-                    <w:t xml:space="preserve">b.</w:t>
-                  </w:r>
-                  <w:r>
-                    <w:rPr>
-                      <w:rFonts w:ascii="Avenir Next" w:hAnsi="Avenir Next" w:cs="Avenir Next" w:eastAsia="Avenir Next"/>
-                      <w:color w:val="1A1A1A"/>
-                      <w:sz w:val="20"/>
-                      <w:szCs w:val="20"/>
-                    </w:rPr>
                     <w:tab/>
                   </w:r>
                   <w:r>
                     <w:rPr>
                       <w:rFonts w:ascii="Avenir Next" w:hAnsi="Avenir Next" w:cs="Avenir Next" w:eastAsia="Avenir Next"/>
                       <w:color w:val="1A1A1A"/>
-                      <w:sz w:val="20"/>
+                      <w:sz w:val="22"/>
                       <w:szCs w:val="20"/>
                     </w:rPr>
                     <w:t xml:space="preserve">4 times a number is 36.</w:t>
@@ -2344,25 +2345,25 @@
                 <w:rFonts w:ascii="Avenir Next" w:hAnsi="Avenir Next" w:cs="Avenir Next" w:eastAsia="Avenir Next"/>
                 <w:b/>
                 <w:color w:val="1A1A1A"/>
+                <w:sz w:val="22"/>
+                <w:szCs w:val="20"/>
+              </w:rPr>
+              <w:t xml:space="preserve">2.</w:t>
+            </w:r>
+            <w:r>
+              <w:rPr>
+                <w:rFonts w:ascii="Avenir Next" w:hAnsi="Avenir Next" w:cs="Avenir Next" w:eastAsia="Avenir Next"/>
+                <w:color w:val="1A1A1A"/>
                 <w:sz w:val="20"/>
                 <w:szCs w:val="20"/>
               </w:rPr>
-              <w:t xml:space="preserve">2.</w:t>
-            </w:r>
-            <w:r>
-              <w:rPr>
-                <w:rFonts w:ascii="Avenir Next" w:hAnsi="Avenir Next" w:cs="Avenir Next" w:eastAsia="Avenir Next"/>
-                <w:color w:val="1A1A1A"/>
-                <w:sz w:val="20"/>
-                <w:szCs w:val="20"/>
-              </w:rPr>
               <w:tab/>
             </w:r>
             <w:r>
               <w:rPr>
                 <w:rFonts w:ascii="Avenir Next" w:hAnsi="Avenir Next" w:cs="Avenir Next" w:eastAsia="Avenir Next"/>
                 <w:color w:val="1A1A1A"/>
-                <w:sz w:val="20"/>
+                <w:sz w:val="22"/>
                 <w:szCs w:val="20"/>
               </w:rPr>
               <w:t xml:space="preserve">A shelf had 50 books. Some were checked out, and 32 are left. Write an equation. Find the books checked out.</w:t>
@@ -2439,7 +2440,7 @@
                 <w:rFonts w:ascii="Avenir Next" w:hAnsi="Avenir Next" w:cs="Avenir Next" w:eastAsia="Avenir Next"/>
                 <w:b/>
                 <w:color w:val="1A1A1A"/>
-                <w:sz w:val="18"/>
+                <w:sz w:val="22"/>
                 <w:szCs w:val="18"/>
               </w:rPr>
               <w:t xml:space="preserve">Equation; answer</w:t>
@@ -2514,25 +2515,25 @@
                 <w:rFonts w:ascii="Avenir Next" w:hAnsi="Avenir Next" w:cs="Avenir Next" w:eastAsia="Avenir Next"/>
                 <w:b/>
                 <w:color w:val="1A1A1A"/>
+                <w:sz w:val="22"/>
+                <w:szCs w:val="20"/>
+              </w:rPr>
+              <w:t xml:space="preserve">3.</w:t>
+            </w:r>
+            <w:r>
+              <w:rPr>
+                <w:rFonts w:ascii="Avenir Next" w:hAnsi="Avenir Next" w:cs="Avenir Next" w:eastAsia="Avenir Next"/>
+                <w:color w:val="1A1A1A"/>
                 <w:sz w:val="20"/>
                 <w:szCs w:val="20"/>
               </w:rPr>
-              <w:t xml:space="preserve">3.</w:t>
-            </w:r>
-            <w:r>
-              <w:rPr>
-                <w:rFonts w:ascii="Avenir Next" w:hAnsi="Avenir Next" w:cs="Avenir Next" w:eastAsia="Avenir Next"/>
-                <w:color w:val="1A1A1A"/>
-                <w:sz w:val="20"/>
-                <w:szCs w:val="20"/>
-              </w:rPr>
               <w:tab/>
             </w:r>
             <w:r>
               <w:rPr>
                 <w:rFonts w:ascii="Avenir Next" w:hAnsi="Avenir Next" w:cs="Avenir Next" w:eastAsia="Avenir Next"/>
                 <w:color w:val="1A1A1A"/>
-                <w:sz w:val="20"/>
+                <w:sz w:val="22"/>
                 <w:szCs w:val="20"/>
               </w:rPr>
               <w:t xml:space="preserve">Jada saved $8 a week for </w:t>
@@ -2542,7 +2543,7 @@
                 <w:rFonts w:ascii="Avenir Next" w:hAnsi="Avenir Next" w:cs="Avenir Next" w:eastAsia="Avenir Next"/>
                 <w:i/>
                 <w:color w:val="1A1A1A"/>
-                <w:sz w:val="20"/>
+                <w:sz w:val="22"/>
                 <w:szCs w:val="20"/>
               </w:rPr>
               <w:t xml:space="preserve">w</w:t>
@@ -2551,7 +2552,7 @@
               <w:rPr>
                 <w:rFonts w:ascii="Avenir Next" w:hAnsi="Avenir Next" w:cs="Avenir Next" w:eastAsia="Avenir Next"/>
                 <w:color w:val="1A1A1A"/>
-                <w:sz w:val="20"/>
+                <w:sz w:val="22"/>
                 <w:szCs w:val="20"/>
               </w:rPr>
               <w:t xml:space="preserve"> weeks. She saved $56. Which equation fits?</w:t>
@@ -2607,18 +2608,18 @@
                       <w:rFonts w:ascii="Avenir Next" w:hAnsi="Avenir Next" w:cs="Avenir Next" w:eastAsia="Avenir Next"/>
                       <w:b/>
                       <w:color w:val="003A70"/>
+                      <w:sz w:val="22"/>
+                      <w:szCs w:val="19"/>
+                    </w:rPr>
+                    <w:t xml:space="preserve">A</w:t>
+                  </w:r>
+                  <w:r>
+                    <w:rPr>
+                      <w:rFonts w:ascii="Avenir Next" w:hAnsi="Avenir Next" w:cs="Avenir Next" w:eastAsia="Avenir Next"/>
+                      <w:color w:val="1A1A1A"/>
                       <w:sz w:val="19"/>
                       <w:szCs w:val="19"/>
                     </w:rPr>
-                    <w:t xml:space="preserve">A</w:t>
-                  </w:r>
-                  <w:r>
-                    <w:rPr>
-                      <w:rFonts w:ascii="Avenir Next" w:hAnsi="Avenir Next" w:cs="Avenir Next" w:eastAsia="Avenir Next"/>
-                      <w:color w:val="1A1A1A"/>
-                      <w:sz w:val="19"/>
-                      <w:szCs w:val="19"/>
-                    </w:rPr>
                     <w:tab/>
                   </w:r>
                   <w:r>
@@ -2626,7 +2627,7 @@
                       <w:rFonts w:ascii="Avenir Next" w:hAnsi="Avenir Next" w:cs="Avenir Next" w:eastAsia="Avenir Next"/>
                       <w:i/>
                       <w:color w:val="1A1A1A"/>
-                      <w:sz w:val="19"/>
+                      <w:sz w:val="22"/>
                       <w:szCs w:val="19"/>
                     </w:rPr>
                     <w:t xml:space="preserve">w</w:t>
@@ -2635,7 +2636,7 @@
                     <w:rPr>
                       <w:rFonts w:ascii="Avenir Next" w:hAnsi="Avenir Next" w:cs="Avenir Next" w:eastAsia="Avenir Next"/>
                       <w:color w:val="1A1A1A"/>
-                      <w:sz w:val="19"/>
+                      <w:sz w:val="22"/>
                       <w:szCs w:val="19"/>
                     </w:rPr>
                     <w:t xml:space="preserve"> + 8 = 56</w:t>
@@ -2660,25 +2661,25 @@
                       <w:rFonts w:ascii="Avenir Next" w:hAnsi="Avenir Next" w:cs="Avenir Next" w:eastAsia="Avenir Next"/>
                       <w:b/>
                       <w:color w:val="003A70"/>
+                      <w:sz w:val="22"/>
+                      <w:szCs w:val="19"/>
+                    </w:rPr>
+                    <w:t xml:space="preserve">B</w:t>
+                  </w:r>
+                  <w:r>
+                    <w:rPr>
+                      <w:rFonts w:ascii="Avenir Next" w:hAnsi="Avenir Next" w:cs="Avenir Next" w:eastAsia="Avenir Next"/>
+                      <w:color w:val="1A1A1A"/>
                       <w:sz w:val="19"/>
                       <w:szCs w:val="19"/>
                     </w:rPr>
-                    <w:t xml:space="preserve">B</w:t>
-                  </w:r>
-                  <w:r>
-                    <w:rPr>
-                      <w:rFonts w:ascii="Avenir Next" w:hAnsi="Avenir Next" w:cs="Avenir Next" w:eastAsia="Avenir Next"/>
-                      <w:color w:val="1A1A1A"/>
-                      <w:sz w:val="19"/>
-                      <w:szCs w:val="19"/>
-                    </w:rPr>
                     <w:tab/>
                   </w:r>
                   <w:r>
                     <w:rPr>
                       <w:rFonts w:ascii="Avenir Next" w:hAnsi="Avenir Next" w:cs="Avenir Next" w:eastAsia="Avenir Next"/>
                       <w:color w:val="1A1A1A"/>
-                      <w:sz w:val="19"/>
+                      <w:sz w:val="22"/>
                       <w:szCs w:val="19"/>
                     </w:rPr>
                     <w:t xml:space="preserve">8</w:t>
@@ -2688,7 +2689,7 @@
                       <w:rFonts w:ascii="Avenir Next" w:hAnsi="Avenir Next" w:cs="Avenir Next" w:eastAsia="Avenir Next"/>
                       <w:i/>
                       <w:color w:val="1A1A1A"/>
-                      <w:sz w:val="19"/>
+                      <w:sz w:val="22"/>
                       <w:szCs w:val="19"/>
                     </w:rPr>
                     <w:t xml:space="preserve">w</w:t>
@@ -2697,7 +2698,7 @@
                     <w:rPr>
                       <w:rFonts w:ascii="Avenir Next" w:hAnsi="Avenir Next" w:cs="Avenir Next" w:eastAsia="Avenir Next"/>
                       <w:color w:val="1A1A1A"/>
-                      <w:sz w:val="19"/>
+                      <w:sz w:val="22"/>
                       <w:szCs w:val="19"/>
                     </w:rPr>
                     <w:t xml:space="preserve"> = 56</w:t>
@@ -2722,18 +2723,18 @@
                       <w:rFonts w:ascii="Avenir Next" w:hAnsi="Avenir Next" w:cs="Avenir Next" w:eastAsia="Avenir Next"/>
                       <w:b/>
                       <w:color w:val="003A70"/>
+                      <w:sz w:val="22"/>
+                      <w:szCs w:val="19"/>
+                    </w:rPr>
+                    <w:t xml:space="preserve">C</w:t>
+                  </w:r>
+                  <w:r>
+                    <w:rPr>
+                      <w:rFonts w:ascii="Avenir Next" w:hAnsi="Avenir Next" w:cs="Avenir Next" w:eastAsia="Avenir Next"/>
+                      <w:color w:val="1A1A1A"/>
                       <w:sz w:val="19"/>
                       <w:szCs w:val="19"/>
                     </w:rPr>
-                    <w:t xml:space="preserve">C</w:t>
-                  </w:r>
-                  <w:r>
-                    <w:rPr>
-                      <w:rFonts w:ascii="Avenir Next" w:hAnsi="Avenir Next" w:cs="Avenir Next" w:eastAsia="Avenir Next"/>
-                      <w:color w:val="1A1A1A"/>
-                      <w:sz w:val="19"/>
-                      <w:szCs w:val="19"/>
-                    </w:rPr>
                     <w:tab/>
                   </w:r>
                   <w:r>
@@ -2741,7 +2742,7 @@
                       <w:rFonts w:ascii="Avenir Next" w:hAnsi="Avenir Next" w:cs="Avenir Next" w:eastAsia="Avenir Next"/>
                       <w:i/>
                       <w:color w:val="1A1A1A"/>
-                      <w:sz w:val="19"/>
+                      <w:sz w:val="22"/>
                       <w:szCs w:val="19"/>
                     </w:rPr>
                     <w:t xml:space="preserve">w</w:t>
@@ -2750,7 +2751,7 @@
                     <w:rPr>
                       <w:rFonts w:ascii="Avenir Next" w:hAnsi="Avenir Next" w:cs="Avenir Next" w:eastAsia="Avenir Next"/>
                       <w:color w:val="1A1A1A"/>
-                      <w:sz w:val="19"/>
+                      <w:sz w:val="22"/>
                       <w:szCs w:val="19"/>
                     </w:rPr>
                     <w:t xml:space="preserve"> ÷ 8 = 56</w:t>
@@ -2775,25 +2776,25 @@
                       <w:rFonts w:ascii="Avenir Next" w:hAnsi="Avenir Next" w:cs="Avenir Next" w:eastAsia="Avenir Next"/>
                       <w:b/>
                       <w:color w:val="003A70"/>
+                      <w:sz w:val="22"/>
+                      <w:szCs w:val="19"/>
+                    </w:rPr>
+                    <w:t xml:space="preserve">D</w:t>
+                  </w:r>
+                  <w:r>
+                    <w:rPr>
+                      <w:rFonts w:ascii="Avenir Next" w:hAnsi="Avenir Next" w:cs="Avenir Next" w:eastAsia="Avenir Next"/>
+                      <w:color w:val="1A1A1A"/>
                       <w:sz w:val="19"/>
                       <w:szCs w:val="19"/>
                     </w:rPr>
-                    <w:t xml:space="preserve">D</w:t>
-                  </w:r>
-                  <w:r>
-                    <w:rPr>
-                      <w:rFonts w:ascii="Avenir Next" w:hAnsi="Avenir Next" w:cs="Avenir Next" w:eastAsia="Avenir Next"/>
-                      <w:color w:val="1A1A1A"/>
-                      <w:sz w:val="19"/>
-                      <w:szCs w:val="19"/>
-                    </w:rPr>
                     <w:tab/>
                   </w:r>
                   <w:r>
                     <w:rPr>
                       <w:rFonts w:ascii="Avenir Next" w:hAnsi="Avenir Next" w:cs="Avenir Next" w:eastAsia="Avenir Next"/>
                       <w:color w:val="1A1A1A"/>
-                      <w:sz w:val="19"/>
+                      <w:sz w:val="22"/>
                       <w:szCs w:val="19"/>
                     </w:rPr>
                     <w:t xml:space="preserve">56</w:t>
@@ -2803,7 +2804,7 @@
                       <w:rFonts w:ascii="Avenir Next" w:hAnsi="Avenir Next" w:cs="Avenir Next" w:eastAsia="Avenir Next"/>
                       <w:i/>
                       <w:color w:val="1A1A1A"/>
-                      <w:sz w:val="19"/>
+                      <w:sz w:val="22"/>
                       <w:szCs w:val="19"/>
                     </w:rPr>
                     <w:t xml:space="preserve">w</w:t>
@@ -2812,7 +2813,7 @@
                     <w:rPr>
                       <w:rFonts w:ascii="Avenir Next" w:hAnsi="Avenir Next" w:cs="Avenir Next" w:eastAsia="Avenir Next"/>
                       <w:color w:val="1A1A1A"/>
-                      <w:sz w:val="19"/>
+                      <w:sz w:val="22"/>
                       <w:szCs w:val="19"/>
                     </w:rPr>
                     <w:t xml:space="preserve"> = 8</w:t>
@@ -2862,7 +2863,7 @@
         <w:rPr>
           <w:rFonts w:ascii="Avenir Next" w:hAnsi="Avenir Next" w:cs="Avenir Next" w:eastAsia="Avenir Next"/>
           <w:color w:val="1A1A1A"/>
-          <w:sz w:val="17"/>
+          <w:sz w:val="22"/>
           <w:szCs w:val="17"/>
         </w:rPr>
         <w:t xml:space="preserve">  I got it</w:t>
@@ -2880,7 +2881,7 @@
         <w:rPr>
           <w:rFonts w:ascii="Avenir Next" w:hAnsi="Avenir Next" w:cs="Avenir Next" w:eastAsia="Avenir Next"/>
           <w:color w:val="1A1A1A"/>
-          <w:sz w:val="17"/>
+          <w:sz w:val="22"/>
           <w:szCs w:val="17"/>
         </w:rPr>
         <w:t xml:space="preserve">  Almost</w:t>
@@ -2898,7 +2899,7 @@
         <w:rPr>
           <w:rFonts w:ascii="Avenir Next" w:hAnsi="Avenir Next" w:cs="Avenir Next" w:eastAsia="Avenir Next"/>
           <w:color w:val="1A1A1A"/>
-          <w:sz w:val="17"/>
+          <w:sz w:val="22"/>
           <w:szCs w:val="17"/>
         </w:rPr>
         <w:t xml:space="preserve">  I need help</w:t>
@@ -2955,7 +2956,7 @@
         <w:rPr>
           <w:rFonts w:ascii="Avenir Next" w:hAnsi="Avenir Next" w:cs="Avenir Next" w:eastAsia="Avenir Next"/>
           <w:color w:val="1A1A1A"/>
-          <w:sz w:val="18"/>
+          <w:sz w:val="22"/>
           <w:szCs w:val="18"/>
         </w:rPr>
         <w:t xml:space="preserve">Name</w:t>
@@ -3040,25 +3041,25 @@
                 <w:rFonts w:ascii="Avenir Next" w:hAnsi="Avenir Next" w:cs="Avenir Next" w:eastAsia="Avenir Next"/>
                 <w:b/>
                 <w:color w:val="1A1A1A"/>
+                <w:sz w:val="22"/>
+                <w:szCs w:val="20"/>
+              </w:rPr>
+              <w:t xml:space="preserve">1.</w:t>
+            </w:r>
+            <w:r>
+              <w:rPr>
+                <w:rFonts w:ascii="Avenir Next" w:hAnsi="Avenir Next" w:cs="Avenir Next" w:eastAsia="Avenir Next"/>
+                <w:color w:val="1A1A1A"/>
                 <w:sz w:val="20"/>
                 <w:szCs w:val="20"/>
               </w:rPr>
-              <w:t xml:space="preserve">1.</w:t>
-            </w:r>
-            <w:r>
-              <w:rPr>
-                <w:rFonts w:ascii="Avenir Next" w:hAnsi="Avenir Next" w:cs="Avenir Next" w:eastAsia="Avenir Next"/>
-                <w:color w:val="1A1A1A"/>
-                <w:sz w:val="20"/>
-                <w:szCs w:val="20"/>
-              </w:rPr>
               <w:tab/>
             </w:r>
             <w:r>
               <w:rPr>
                 <w:rFonts w:ascii="Avenir Next" w:hAnsi="Avenir Next" w:cs="Avenir Next" w:eastAsia="Avenir Next"/>
                 <w:color w:val="1A1A1A"/>
-                <w:sz w:val="20"/>
+                <w:sz w:val="22"/>
                 <w:szCs w:val="20"/>
               </w:rPr>
               <w:t xml:space="preserve">Write an equation for each sentence. Use </w:t>
@@ -3068,7 +3069,7 @@
                 <w:rFonts w:ascii="Avenir Next" w:hAnsi="Avenir Next" w:cs="Avenir Next" w:eastAsia="Avenir Next"/>
                 <w:i/>
                 <w:color w:val="1A1A1A"/>
-                <w:sz w:val="20"/>
+                <w:sz w:val="22"/>
                 <w:szCs w:val="20"/>
               </w:rPr>
               <w:t xml:space="preserve">n</w:t>
@@ -3077,7 +3078,7 @@
               <w:rPr>
                 <w:rFonts w:ascii="Avenir Next" w:hAnsi="Avenir Next" w:cs="Avenir Next" w:eastAsia="Avenir Next"/>
                 <w:color w:val="1A1A1A"/>
-                <w:sz w:val="20"/>
+                <w:sz w:val="22"/>
                 <w:szCs w:val="20"/>
               </w:rPr>
               <w:t xml:space="preserve">.</w:t>
@@ -3132,25 +3133,25 @@
                       <w:rFonts w:ascii="Avenir Next" w:hAnsi="Avenir Next" w:cs="Avenir Next" w:eastAsia="Avenir Next"/>
                       <w:b/>
                       <w:color w:val="003A70"/>
+                      <w:sz w:val="22"/>
+                      <w:szCs w:val="20"/>
+                    </w:rPr>
+                    <w:t xml:space="preserve">a.</w:t>
+                  </w:r>
+                  <w:r>
+                    <w:rPr>
+                      <w:rFonts w:ascii="Avenir Next" w:hAnsi="Avenir Next" w:cs="Avenir Next" w:eastAsia="Avenir Next"/>
+                      <w:color w:val="1A1A1A"/>
                       <w:sz w:val="20"/>
                       <w:szCs w:val="20"/>
                     </w:rPr>
-                    <w:t xml:space="preserve">a.</w:t>
-                  </w:r>
-                  <w:r>
-                    <w:rPr>
-                      <w:rFonts w:ascii="Avenir Next" w:hAnsi="Avenir Next" w:cs="Avenir Next" w:eastAsia="Avenir Next"/>
-                      <w:color w:val="1A1A1A"/>
-                      <w:sz w:val="20"/>
-                      <w:szCs w:val="20"/>
-                    </w:rPr>
                     <w:tab/>
                   </w:r>
                   <w:r>
                     <w:rPr>
                       <w:rFonts w:ascii="Avenir Next" w:hAnsi="Avenir Next" w:cs="Avenir Next" w:eastAsia="Avenir Next"/>
                       <w:color w:val="1A1A1A"/>
-                      <w:sz w:val="20"/>
+                      <w:sz w:val="22"/>
                       <w:szCs w:val="20"/>
                     </w:rPr>
                     <w:t xml:space="preserve">A number plus 14 is 31.</w:t>
@@ -3194,25 +3195,25 @@
                       <w:rFonts w:ascii="Avenir Next" w:hAnsi="Avenir Next" w:cs="Avenir Next" w:eastAsia="Avenir Next"/>
                       <w:b/>
                       <w:color w:val="003A70"/>
+                      <w:sz w:val="22"/>
+                      <w:szCs w:val="20"/>
+                    </w:rPr>
+                    <w:t xml:space="preserve">b.</w:t>
+                  </w:r>
+                  <w:r>
+                    <w:rPr>
+                      <w:rFonts w:ascii="Avenir Next" w:hAnsi="Avenir Next" w:cs="Avenir Next" w:eastAsia="Avenir Next"/>
+                      <w:color w:val="1A1A1A"/>
                       <w:sz w:val="20"/>
                       <w:szCs w:val="20"/>
                     </w:rPr>
-                    <w:t xml:space="preserve">b.</w:t>
-                  </w:r>
-                  <w:r>
-                    <w:rPr>
-                      <w:rFonts w:ascii="Avenir Next" w:hAnsi="Avenir Next" w:cs="Avenir Next" w:eastAsia="Avenir Next"/>
-                      <w:color w:val="1A1A1A"/>
-                      <w:sz w:val="20"/>
-                      <w:szCs w:val="20"/>
-                    </w:rPr>
                     <w:tab/>
                   </w:r>
                   <w:r>
                     <w:rPr>
                       <w:rFonts w:ascii="Avenir Next" w:hAnsi="Avenir Next" w:cs="Avenir Next" w:eastAsia="Avenir Next"/>
                       <w:color w:val="1A1A1A"/>
-                      <w:sz w:val="20"/>
+                      <w:sz w:val="22"/>
                       <w:szCs w:val="20"/>
                     </w:rPr>
                     <w:t xml:space="preserve">4 times a number is 36.</w:t>
@@ -3305,25 +3306,25 @@
                 <w:rFonts w:ascii="Avenir Next" w:hAnsi="Avenir Next" w:cs="Avenir Next" w:eastAsia="Avenir Next"/>
                 <w:b/>
                 <w:color w:val="1A1A1A"/>
+                <w:sz w:val="22"/>
+                <w:szCs w:val="20"/>
+              </w:rPr>
+              <w:t xml:space="preserve">2.</w:t>
+            </w:r>
+            <w:r>
+              <w:rPr>
+                <w:rFonts w:ascii="Avenir Next" w:hAnsi="Avenir Next" w:cs="Avenir Next" w:eastAsia="Avenir Next"/>
+                <w:color w:val="1A1A1A"/>
                 <w:sz w:val="20"/>
                 <w:szCs w:val="20"/>
               </w:rPr>
-              <w:t xml:space="preserve">2.</w:t>
-            </w:r>
-            <w:r>
-              <w:rPr>
-                <w:rFonts w:ascii="Avenir Next" w:hAnsi="Avenir Next" w:cs="Avenir Next" w:eastAsia="Avenir Next"/>
-                <w:color w:val="1A1A1A"/>
-                <w:sz w:val="20"/>
-                <w:szCs w:val="20"/>
-              </w:rPr>
               <w:tab/>
             </w:r>
             <w:r>
               <w:rPr>
                 <w:rFonts w:ascii="Avenir Next" w:hAnsi="Avenir Next" w:cs="Avenir Next" w:eastAsia="Avenir Next"/>
                 <w:color w:val="1A1A1A"/>
-                <w:sz w:val="20"/>
+                <w:sz w:val="22"/>
                 <w:szCs w:val="20"/>
               </w:rPr>
               <w:t xml:space="preserve">A shelf had 50 books. Some were checked out, and 32 are left. Write an equation. Find the books checked out.</w:t>
@@ -3400,7 +3401,7 @@
                 <w:rFonts w:ascii="Avenir Next" w:hAnsi="Avenir Next" w:cs="Avenir Next" w:eastAsia="Avenir Next"/>
                 <w:b/>
                 <w:color w:val="1A1A1A"/>
-                <w:sz w:val="18"/>
+                <w:sz w:val="22"/>
                 <w:szCs w:val="18"/>
               </w:rPr>
               <w:t xml:space="preserve">Equation; answer</w:t>
@@ -3475,25 +3476,25 @@
                 <w:rFonts w:ascii="Avenir Next" w:hAnsi="Avenir Next" w:cs="Avenir Next" w:eastAsia="Avenir Next"/>
                 <w:b/>
                 <w:color w:val="1A1A1A"/>
+                <w:sz w:val="22"/>
+                <w:szCs w:val="20"/>
+              </w:rPr>
+              <w:t xml:space="preserve">3.</w:t>
+            </w:r>
+            <w:r>
+              <w:rPr>
+                <w:rFonts w:ascii="Avenir Next" w:hAnsi="Avenir Next" w:cs="Avenir Next" w:eastAsia="Avenir Next"/>
+                <w:color w:val="1A1A1A"/>
                 <w:sz w:val="20"/>
                 <w:szCs w:val="20"/>
               </w:rPr>
-              <w:t xml:space="preserve">3.</w:t>
-            </w:r>
-            <w:r>
-              <w:rPr>
-                <w:rFonts w:ascii="Avenir Next" w:hAnsi="Avenir Next" w:cs="Avenir Next" w:eastAsia="Avenir Next"/>
-                <w:color w:val="1A1A1A"/>
-                <w:sz w:val="20"/>
-                <w:szCs w:val="20"/>
-              </w:rPr>
               <w:tab/>
             </w:r>
             <w:r>
               <w:rPr>
                 <w:rFonts w:ascii="Avenir Next" w:hAnsi="Avenir Next" w:cs="Avenir Next" w:eastAsia="Avenir Next"/>
                 <w:color w:val="1A1A1A"/>
-                <w:sz w:val="20"/>
+                <w:sz w:val="22"/>
                 <w:szCs w:val="20"/>
               </w:rPr>
               <w:t xml:space="preserve">Jada saved $8 a week for </w:t>
@@ -3503,7 +3504,7 @@
                 <w:rFonts w:ascii="Avenir Next" w:hAnsi="Avenir Next" w:cs="Avenir Next" w:eastAsia="Avenir Next"/>
                 <w:i/>
                 <w:color w:val="1A1A1A"/>
-                <w:sz w:val="20"/>
+                <w:sz w:val="22"/>
                 <w:szCs w:val="20"/>
               </w:rPr>
               <w:t xml:space="preserve">w</w:t>
@@ -3512,7 +3513,7 @@
               <w:rPr>
                 <w:rFonts w:ascii="Avenir Next" w:hAnsi="Avenir Next" w:cs="Avenir Next" w:eastAsia="Avenir Next"/>
                 <w:color w:val="1A1A1A"/>
-                <w:sz w:val="20"/>
+                <w:sz w:val="22"/>
                 <w:szCs w:val="20"/>
               </w:rPr>
               <w:t xml:space="preserve"> weeks. She saved $56. Which equation fits?</w:t>
@@ -3568,18 +3569,18 @@
                       <w:rFonts w:ascii="Avenir Next" w:hAnsi="Avenir Next" w:cs="Avenir Next" w:eastAsia="Avenir Next"/>
                       <w:b/>
                       <w:color w:val="003A70"/>
+                      <w:sz w:val="22"/>
+                      <w:szCs w:val="19"/>
+                    </w:rPr>
+                    <w:t xml:space="preserve">A</w:t>
+                  </w:r>
+                  <w:r>
+                    <w:rPr>
+                      <w:rFonts w:ascii="Avenir Next" w:hAnsi="Avenir Next" w:cs="Avenir Next" w:eastAsia="Avenir Next"/>
+                      <w:color w:val="1A1A1A"/>
                       <w:sz w:val="19"/>
                       <w:szCs w:val="19"/>
                     </w:rPr>
-                    <w:t xml:space="preserve">A</w:t>
-                  </w:r>
-                  <w:r>
-                    <w:rPr>
-                      <w:rFonts w:ascii="Avenir Next" w:hAnsi="Avenir Next" w:cs="Avenir Next" w:eastAsia="Avenir Next"/>
-                      <w:color w:val="1A1A1A"/>
-                      <w:sz w:val="19"/>
-                      <w:szCs w:val="19"/>
-                    </w:rPr>
                     <w:tab/>
                   </w:r>
                   <w:r>
@@ -3587,7 +3588,7 @@
                       <w:rFonts w:ascii="Avenir Next" w:hAnsi="Avenir Next" w:cs="Avenir Next" w:eastAsia="Avenir Next"/>
                       <w:i/>
                       <w:color w:val="1A1A1A"/>
-                      <w:sz w:val="19"/>
+                      <w:sz w:val="22"/>
                       <w:szCs w:val="19"/>
                     </w:rPr>
                     <w:t xml:space="preserve">w</w:t>
@@ -3596,7 +3597,7 @@
                     <w:rPr>
                       <w:rFonts w:ascii="Avenir Next" w:hAnsi="Avenir Next" w:cs="Avenir Next" w:eastAsia="Avenir Next"/>
                       <w:color w:val="1A1A1A"/>
-                      <w:sz w:val="19"/>
+                      <w:sz w:val="22"/>
                       <w:szCs w:val="19"/>
                     </w:rPr>
                     <w:t xml:space="preserve"> + 8 = 56</w:t>
@@ -3621,25 +3622,25 @@
                       <w:rFonts w:ascii="Avenir Next" w:hAnsi="Avenir Next" w:cs="Avenir Next" w:eastAsia="Avenir Next"/>
                       <w:b/>
                       <w:color w:val="003A70"/>
+                      <w:sz w:val="22"/>
+                      <w:szCs w:val="19"/>
+                    </w:rPr>
+                    <w:t xml:space="preserve">B</w:t>
+                  </w:r>
+                  <w:r>
+                    <w:rPr>
+                      <w:rFonts w:ascii="Avenir Next" w:hAnsi="Avenir Next" w:cs="Avenir Next" w:eastAsia="Avenir Next"/>
+                      <w:color w:val="1A1A1A"/>
                       <w:sz w:val="19"/>
                       <w:szCs w:val="19"/>
                     </w:rPr>
-                    <w:t xml:space="preserve">B</w:t>
-                  </w:r>
-                  <w:r>
-                    <w:rPr>
-                      <w:rFonts w:ascii="Avenir Next" w:hAnsi="Avenir Next" w:cs="Avenir Next" w:eastAsia="Avenir Next"/>
-                      <w:color w:val="1A1A1A"/>
-                      <w:sz w:val="19"/>
-                      <w:szCs w:val="19"/>
-                    </w:rPr>
                     <w:tab/>
                   </w:r>
                   <w:r>
                     <w:rPr>
                       <w:rFonts w:ascii="Avenir Next" w:hAnsi="Avenir Next" w:cs="Avenir Next" w:eastAsia="Avenir Next"/>
                       <w:color w:val="1A1A1A"/>
-                      <w:sz w:val="19"/>
+                      <w:sz w:val="22"/>
                       <w:szCs w:val="19"/>
                     </w:rPr>
                     <w:t xml:space="preserve">8</w:t>
@@ -3649,7 +3650,7 @@
                       <w:rFonts w:ascii="Avenir Next" w:hAnsi="Avenir Next" w:cs="Avenir Next" w:eastAsia="Avenir Next"/>
                       <w:i/>
                       <w:color w:val="1A1A1A"/>
-                      <w:sz w:val="19"/>
+                      <w:sz w:val="22"/>
                       <w:szCs w:val="19"/>
                     </w:rPr>
                     <w:t xml:space="preserve">w</w:t>
@@ -3658,7 +3659,7 @@
                     <w:rPr>
                       <w:rFonts w:ascii="Avenir Next" w:hAnsi="Avenir Next" w:cs="Avenir Next" w:eastAsia="Avenir Next"/>
                       <w:color w:val="1A1A1A"/>
-                      <w:sz w:val="19"/>
+                      <w:sz w:val="22"/>
                       <w:szCs w:val="19"/>
                     </w:rPr>
                     <w:t xml:space="preserve"> = 56</w:t>
@@ -3683,18 +3684,18 @@
                       <w:rFonts w:ascii="Avenir Next" w:hAnsi="Avenir Next" w:cs="Avenir Next" w:eastAsia="Avenir Next"/>
                       <w:b/>
                       <w:color w:val="003A70"/>
+                      <w:sz w:val="22"/>
+                      <w:szCs w:val="19"/>
+                    </w:rPr>
+                    <w:t xml:space="preserve">C</w:t>
+                  </w:r>
+                  <w:r>
+                    <w:rPr>
+                      <w:rFonts w:ascii="Avenir Next" w:hAnsi="Avenir Next" w:cs="Avenir Next" w:eastAsia="Avenir Next"/>
+                      <w:color w:val="1A1A1A"/>
                       <w:sz w:val="19"/>
                       <w:szCs w:val="19"/>
                     </w:rPr>
-                    <w:t xml:space="preserve">C</w:t>
-                  </w:r>
-                  <w:r>
-                    <w:rPr>
-                      <w:rFonts w:ascii="Avenir Next" w:hAnsi="Avenir Next" w:cs="Avenir Next" w:eastAsia="Avenir Next"/>
-                      <w:color w:val="1A1A1A"/>
-                      <w:sz w:val="19"/>
-                      <w:szCs w:val="19"/>
-                    </w:rPr>
                     <w:tab/>
                   </w:r>
                   <w:r>
@@ -3702,7 +3703,7 @@
                       <w:rFonts w:ascii="Avenir Next" w:hAnsi="Avenir Next" w:cs="Avenir Next" w:eastAsia="Avenir Next"/>
                       <w:i/>
                       <w:color w:val="1A1A1A"/>
-                      <w:sz w:val="19"/>
+                      <w:sz w:val="22"/>
                       <w:szCs w:val="19"/>
                     </w:rPr>
                     <w:t xml:space="preserve">w</w:t>
@@ -3711,7 +3712,7 @@
                     <w:rPr>
                       <w:rFonts w:ascii="Avenir Next" w:hAnsi="Avenir Next" w:cs="Avenir Next" w:eastAsia="Avenir Next"/>
                       <w:color w:val="1A1A1A"/>
-                      <w:sz w:val="19"/>
+                      <w:sz w:val="22"/>
                       <w:szCs w:val="19"/>
                     </w:rPr>
                     <w:t xml:space="preserve"> ÷ 8 = 56</w:t>
@@ -3736,25 +3737,25 @@
                       <w:rFonts w:ascii="Avenir Next" w:hAnsi="Avenir Next" w:cs="Avenir Next" w:eastAsia="Avenir Next"/>
                       <w:b/>
                       <w:color w:val="003A70"/>
+                      <w:sz w:val="22"/>
+                      <w:szCs w:val="19"/>
+                    </w:rPr>
+                    <w:t xml:space="preserve">D</w:t>
+                  </w:r>
+                  <w:r>
+                    <w:rPr>
+                      <w:rFonts w:ascii="Avenir Next" w:hAnsi="Avenir Next" w:cs="Avenir Next" w:eastAsia="Avenir Next"/>
+                      <w:color w:val="1A1A1A"/>
                       <w:sz w:val="19"/>
                       <w:szCs w:val="19"/>
                     </w:rPr>
-                    <w:t xml:space="preserve">D</w:t>
-                  </w:r>
-                  <w:r>
-                    <w:rPr>
-                      <w:rFonts w:ascii="Avenir Next" w:hAnsi="Avenir Next" w:cs="Avenir Next" w:eastAsia="Avenir Next"/>
-                      <w:color w:val="1A1A1A"/>
-                      <w:sz w:val="19"/>
-                      <w:szCs w:val="19"/>
-                    </w:rPr>
                     <w:tab/>
                   </w:r>
                   <w:r>
                     <w:rPr>
                       <w:rFonts w:ascii="Avenir Next" w:hAnsi="Avenir Next" w:cs="Avenir Next" w:eastAsia="Avenir Next"/>
                       <w:color w:val="1A1A1A"/>
-                      <w:sz w:val="19"/>
+                      <w:sz w:val="22"/>
                       <w:szCs w:val="19"/>
                     </w:rPr>
                     <w:t xml:space="preserve">56</w:t>
@@ -3764,7 +3765,7 @@
                       <w:rFonts w:ascii="Avenir Next" w:hAnsi="Avenir Next" w:cs="Avenir Next" w:eastAsia="Avenir Next"/>
                       <w:i/>
                       <w:color w:val="1A1A1A"/>
-                      <w:sz w:val="19"/>
+                      <w:sz w:val="22"/>
                       <w:szCs w:val="19"/>
                     </w:rPr>
                     <w:t xml:space="preserve">w</w:t>
@@ -3773,7 +3774,7 @@
                     <w:rPr>
                       <w:rFonts w:ascii="Avenir Next" w:hAnsi="Avenir Next" w:cs="Avenir Next" w:eastAsia="Avenir Next"/>
                       <w:color w:val="1A1A1A"/>
-                      <w:sz w:val="19"/>
+                      <w:sz w:val="22"/>
                       <w:szCs w:val="19"/>
                     </w:rPr>
                     <w:t xml:space="preserve"> = 8</w:t>
@@ -3823,7 +3824,7 @@
         <w:rPr>
           <w:rFonts w:ascii="Avenir Next" w:hAnsi="Avenir Next" w:cs="Avenir Next" w:eastAsia="Avenir Next"/>
           <w:color w:val="1A1A1A"/>
-          <w:sz w:val="17"/>
+          <w:sz w:val="22"/>
           <w:szCs w:val="17"/>
         </w:rPr>
         <w:t xml:space="preserve">  I got it</w:t>
@@ -3841,7 +3842,7 @@
         <w:rPr>
           <w:rFonts w:ascii="Avenir Next" w:hAnsi="Avenir Next" w:cs="Avenir Next" w:eastAsia="Avenir Next"/>
           <w:color w:val="1A1A1A"/>
-          <w:sz w:val="17"/>
+          <w:sz w:val="22"/>
           <w:szCs w:val="17"/>
         </w:rPr>
         <w:t xml:space="preserve">  Almost</w:t>
@@ -3859,7 +3860,7 @@
         <w:rPr>
           <w:rFonts w:ascii="Avenir Next" w:hAnsi="Avenir Next" w:cs="Avenir Next" w:eastAsia="Avenir Next"/>
           <w:color w:val="1A1A1A"/>
-          <w:sz w:val="17"/>
+          <w:sz w:val="22"/>
           <w:szCs w:val="17"/>
         </w:rPr>
         <w:t xml:space="preserve">  I need help</w:t>
@@ -3953,7 +3954,106 @@
               <w:sz w:val="15"/>
               <w:szCs w:val="15"/>
             </w:rPr>
-            <w:t xml:space="preserve">Lesson 8-1  ·  Exit Tickets  ·  two per page</w:t>
+            <w:t xml:space="preserve">8-1 · Page </w:t>
+          </w:r>
+          <w:r>
+            <w:rPr>
+              <w:rFonts w:ascii="Avenir Next" w:hAnsi="Avenir Next" w:cs="Avenir Next" w:eastAsia="Avenir Next"/>
+              <w:color w:val="5A5F66"/>
+              <w:sz w:val="15"/>
+              <w:szCs w:val="15"/>
+            </w:rPr>
+            <w:fldChar w:fldCharType="begin"/>
+          </w:r>
+          <w:r>
+            <w:rPr>
+              <w:rFonts w:ascii="Avenir Next" w:hAnsi="Avenir Next" w:cs="Avenir Next" w:eastAsia="Avenir Next"/>
+              <w:color w:val="5A5F66"/>
+              <w:sz w:val="15"/>
+              <w:szCs w:val="15"/>
+            </w:rPr>
+            <w:instrText xml:space="preserve"> PAGE </w:instrText>
+          </w:r>
+          <w:r>
+            <w:rPr>
+              <w:rFonts w:ascii="Avenir Next" w:hAnsi="Avenir Next" w:cs="Avenir Next" w:eastAsia="Avenir Next"/>
+              <w:color w:val="5A5F66"/>
+              <w:sz w:val="15"/>
+              <w:szCs w:val="15"/>
+            </w:rPr>
+            <w:fldChar w:fldCharType="separate"/>
+          </w:r>
+          <w:r>
+            <w:rPr>
+              <w:rFonts w:ascii="Avenir Next" w:hAnsi="Avenir Next" w:cs="Avenir Next" w:eastAsia="Avenir Next"/>
+              <w:color w:val="5A5F66"/>
+              <w:sz w:val="15"/>
+              <w:szCs w:val="15"/>
+            </w:rPr>
+            <w:t xml:space="preserve">1</w:t>
+          </w:r>
+          <w:r>
+            <w:rPr>
+              <w:rFonts w:ascii="Avenir Next" w:hAnsi="Avenir Next" w:cs="Avenir Next" w:eastAsia="Avenir Next"/>
+              <w:color w:val="5A5F66"/>
+              <w:sz w:val="15"/>
+              <w:szCs w:val="15"/>
+            </w:rPr>
+            <w:fldChar w:fldCharType="end"/>
+          </w:r>
+          <w:r>
+            <w:rPr>
+              <w:rFonts w:ascii="Avenir Next" w:hAnsi="Avenir Next" w:cs="Avenir Next" w:eastAsia="Avenir Next"/>
+              <w:color w:val="5A5F66"/>
+              <w:sz w:val="15"/>
+              <w:szCs w:val="15"/>
+            </w:rPr>
+            <w:t xml:space="preserve"> of </w:t>
+          </w:r>
+          <w:r>
+            <w:rPr>
+              <w:rFonts w:ascii="Avenir Next" w:hAnsi="Avenir Next" w:cs="Avenir Next" w:eastAsia="Avenir Next"/>
+              <w:color w:val="5A5F66"/>
+              <w:sz w:val="15"/>
+              <w:szCs w:val="15"/>
+            </w:rPr>
+            <w:fldChar w:fldCharType="begin"/>
+          </w:r>
+          <w:r>
+            <w:rPr>
+              <w:rFonts w:ascii="Avenir Next" w:hAnsi="Avenir Next" w:cs="Avenir Next" w:eastAsia="Avenir Next"/>
+              <w:color w:val="5A5F66"/>
+              <w:sz w:val="15"/>
+              <w:szCs w:val="15"/>
+            </w:rPr>
+            <w:instrText xml:space="preserve"> NUMPAGES </w:instrText>
+          </w:r>
+          <w:r>
+            <w:rPr>
+              <w:rFonts w:ascii="Avenir Next" w:hAnsi="Avenir Next" w:cs="Avenir Next" w:eastAsia="Avenir Next"/>
+              <w:color w:val="5A5F66"/>
+              <w:sz w:val="15"/>
+              <w:szCs w:val="15"/>
+            </w:rPr>
+            <w:fldChar w:fldCharType="separate"/>
+          </w:r>
+          <w:r>
+            <w:rPr>
+              <w:rFonts w:ascii="Avenir Next" w:hAnsi="Avenir Next" w:cs="Avenir Next" w:eastAsia="Avenir Next"/>
+              <w:color w:val="5A5F66"/>
+              <w:sz w:val="15"/>
+              <w:szCs w:val="15"/>
+            </w:rPr>
+            <w:t xml:space="preserve">1</w:t>
+          </w:r>
+          <w:r>
+            <w:rPr>
+              <w:rFonts w:ascii="Avenir Next" w:hAnsi="Avenir Next" w:cs="Avenir Next" w:eastAsia="Avenir Next"/>
+              <w:color w:val="5A5F66"/>
+              <w:sz w:val="15"/>
+              <w:szCs w:val="15"/>
+            </w:rPr>
+            <w:fldChar w:fldCharType="end"/>
           </w:r>
         </w:p>
       </w:tc>
@@ -3996,5 +4096,23 @@
       </w:tblCellMar>
     </w:tblPr>
   </w:style>
+  <w:style w:type="paragraph" w:styleId="Heading1">
+    <w:name w:val="heading 1"/>
+    <w:basedOn w:val="Normal"/>
+    <w:pPr>
+      <w:outlineLvl w:val="0"/>
+      <w:keepNext w:val="0"/>
+      <w:keepLines w:val="0"/>
+    </w:pPr>
+  </w:style>
+  <w:style w:type="paragraph" w:styleId="Heading2">
+    <w:name w:val="heading 2"/>
+    <w:basedOn w:val="Normal"/>
+    <w:pPr>
+      <w:outlineLvl w:val="1"/>
+      <w:keepNext w:val="0"/>
+      <w:keepLines w:val="0"/>
+    </w:pPr>
+  </w:style>
 </w:styles>
 </file>